--- a/ky/wisdom-stories/early-marriage.docx
+++ b/ky/wisdom-stories/early-marriage.docx
@@ -39,7 +39,7 @@
           <w:sz w:val="22"/>
           <w:lang w:val="ky-KG"/>
         </w:rPr>
-        <w:t>Университетти жаңы эле бүтүп, мектепте мугалим болуп иштей баштагам. Бир күнү мугалимдер бөлмөсүндө окуучулардын сынак барактарын карап отурдум. Кыз окуучулар жогорку класска өтүп, жакшы баа алышы үчүн ката жоопторун өчүрүп, оңдоп жаттым.</w:t>
+        <w:t>Университетти жаңы эле бүтүп, мектепте мугалим болуп иштей баштагам. Бир күнү мугалимдер бөлмөсүндө окуучулардын сынак барактарын карап отурдум. Кыз окуучулар жакшы баа алып жогорку класска өтүшү үчүн ката жоопторун өчүрүп, оңдоп жаттым.</w:t>
       </w:r>
     </w:p>
     <w:p>
@@ -165,7 +165,7 @@
           <w:sz w:val="22"/>
           <w:lang w:val="ky-KG"/>
         </w:rPr>
-        <w:t>— Анткени силерде акылман жаш мугалим бар экен. Ага менин ыраазычылыгымды жеткирип коюңуз, — деди.</w:t>
+        <w:t>— Ал мындай деди: силерде акылман жаш мугалим бар экен, ага менин ыраазычылыгымды жеткириңиз.</w:t>
       </w:r>
     </w:p>
     <w:p>
@@ -189,7 +189,7 @@
           <w:sz w:val="22"/>
           <w:lang w:val="ky-KG"/>
         </w:rPr>
-        <w:t xml:space="preserve">Сабак: </w:t>
+        <w:t>Сабак: Мугалимдин кичинекей камкордугу бир кыздын тагдырын өзгөртүшү мүмкүн. Эрте нике балдарды билимден ажыратат; буга көз жуумбайлы.</w:t>
       </w:r>
       <w:r>
         <w:rPr>
@@ -198,7 +198,6 @@
           <w:sz w:val="22"/>
           <w:lang w:val="ky-KG"/>
         </w:rPr>
-        <w:t>Мугалимдин камкордугу баланын тагдырына жол ачат. Кыздардын окуусун улантып, балалыгын балалык бойдон өткөрүшүнө шарт түзөлү.</w:t>
       </w:r>
     </w:p>
     <w:p>
@@ -218,7 +217,7 @@
           <w:sz w:val="18"/>
           <w:lang w:val="ky-KG"/>
         </w:rPr>
-        <w:t>Окуя ачык интернет булактарынан алынды.</w:t>
+        <w:t>Аңгемелер ачык интернет булактарынан алынган, иллюстрациялар болсо ЖИ менен түзүлгөн.</w:t>
       </w:r>
     </w:p>
     <w:sectPr>

--- a/ky/wisdom-stories/early-marriage.docx
+++ b/ky/wisdom-stories/early-marriage.docx
@@ -3,223 +3,106 @@
 <w:document xmlns:wpc="http://schemas.microsoft.com/office/word/2010/wordprocessingCanvas" xmlns:cx="http://schemas.microsoft.com/office/drawing/2014/chartex" xmlns:cx1="http://schemas.microsoft.com/office/drawing/2015/9/8/chartex" xmlns:cx2="http://schemas.microsoft.com/office/drawing/2015/10/21/chartex" xmlns:cx3="http://schemas.microsoft.com/office/drawing/2016/5/9/chartex" xmlns:cx4="http://schemas.microsoft.com/office/drawing/2016/5/10/chartex" xmlns:cx5="http://schemas.microsoft.com/office/drawing/2016/5/11/chartex" xmlns:cx6="http://schemas.microsoft.com/office/drawing/2016/5/12/chartex" xmlns:cx7="http://schemas.microsoft.com/office/drawing/2016/5/13/chartex" xmlns:cx8="http://schemas.microsoft.com/office/drawing/2016/5/14/chartex" xmlns:mc="http://schemas.openxmlformats.org/markup-compatibility/2006" xmlns:aink="http://schemas.microsoft.com/office/drawing/2016/ink" xmlns:am3d="http://schemas.microsoft.com/office/drawing/2017/model3d" xmlns:o="urn:schemas-microsoft-com:office:office" xmlns:oel="http://schemas.microsoft.com/office/2019/extlst" xmlns:r="http://schemas.openxmlformats.org/officeDocument/2006/relationships" xmlns:m="http://schemas.openxmlformats.org/officeDocument/2006/math" xmlns:v="urn:schemas-microsoft-com:vml" xmlns:wp14="http://schemas.microsoft.com/office/word/2010/wordprocessingDrawing" xmlns:wp="http://schemas.openxmlformats.org/drawingml/2006/wordprocessingDrawing" xmlns:w10="urn:schemas-microsoft-com:office:word" xmlns:w="http://schemas.openxmlformats.org/wordprocessingml/2006/main" xmlns:w14="http://schemas.microsoft.com/office/word/2010/wordml" xmlns:w15="http://schemas.microsoft.com/office/word/2012/wordml" xmlns:w16cex="http://schemas.microsoft.com/office/word/2018/wordml/cex" xmlns:w16cid="http://schemas.microsoft.com/office/word/2016/wordml/cid" xmlns:w16="http://schemas.microsoft.com/office/word/2018/wordml" xmlns:w16du="http://schemas.microsoft.com/office/word/2023/wordml/word16du" xmlns:w16sdtdh="http://schemas.microsoft.com/office/word/2020/wordml/sdtdatahash" xmlns:w16sdtfl="http://schemas.microsoft.com/office/word/2024/wordml/sdtformatlock" xmlns:w16se="http://schemas.microsoft.com/office/word/2015/wordml/symex" xmlns:wpg="http://schemas.microsoft.com/office/word/2010/wordprocessingGroup" xmlns:wpi="http://schemas.microsoft.com/office/word/2010/wordprocessingInk" xmlns:wne="http://schemas.microsoft.com/office/word/2006/wordml" xmlns:wps="http://schemas.microsoft.com/office/word/2010/wordprocessingShape" mc:Ignorable="w14 w15 w16se w16cid w16 w16cex w16sdtdh w16sdtfl w16du wp14">
   <w:body>
     <w:p>
-      <w:pPr>
-        <w:pStyle w:val="Title"/>
-        <w:keepNext/>
-        <w:keepLines w:val="0"/>
-        <w:pageBreakBefore w:val="0"/>
-        <w:widowControl/>
-        <w:spacing w:line="269" w:lineRule="auto" w:after="180" w:before="0"/>
-      </w:pPr>
-      <w:bookmarkStart w:id="10045" w:name="Story_46"/>
       <w:r>
         <w:rPr>
-          <w:rFonts w:ascii="Arial" w:hAnsi="Arial"/>
           <w:b/>
-          <w:color w:val="000000"/>
-          <w:sz w:val="34"/>
-          <w:lang w:val="ky-KG"/>
+          <w:bCs/>
         </w:rPr>
         <w:t>Эрте нике</w:t>
       </w:r>
-      <w:bookmarkEnd w:id="10045"/>
-    </w:p>
-    <w:p>
-      <w:pPr>
-        <w:keepNext w:val="0"/>
-        <w:keepLines w:val="0"/>
-        <w:pageBreakBefore w:val="0"/>
-        <w:widowControl/>
-        <w:spacing w:line="269" w:lineRule="auto" w:after="120" w:before="0"/>
-      </w:pPr>
+    </w:p>
+    <w:p>
+      <w:r>
+        <w:t>Университетти жаңы бүтүп, мектепте мугалим болуп иштей баштагам. Бир күнү мугалимдер бөлмөсүндө окуучулардын экзамендик иштерин текшерип отургам. Айрым кыздар кийинки класска өтүп кетсин деп, алардын туура эмес жоопторун өчүрүп, ордуна туурасын жазып жаттым.</w:t>
+      </w:r>
+    </w:p>
+    <w:p>
+      <w:r>
+        <w:t>Ошол маалда бөлмөгө бейтааныш киши кирди. Бир аз карап туруп сурады:</w:t>
+      </w:r>
+    </w:p>
+    <w:p>
+      <w:r>
+        <w:t>— Кыздардын жоопторун эмнеге өзгөртүп жатасыз?</w:t>
+      </w:r>
+    </w:p>
+    <w:p>
+      <w:r>
+        <w:t>Колумдагы калемди койдум.</w:t>
+      </w:r>
+    </w:p>
+    <w:p>
+      <w:r>
+        <w:t>— Бул кыздардын айрымдары экзаменден өтпөй калса, аталары мектептен чыгарып, он эки-он үч жашында турмушка беришет. Кийинки класска өтүшсө, балким, дагы бир нече жыл окушат. Ошол убакытта билим алып, өздөрүнө ишенип, жашоосуна башка жол табышы мүмкүн.</w:t>
+      </w:r>
+    </w:p>
+    <w:p>
+      <w:r>
+        <w:t>Ал киши бир саам унчукпай турду. Анан коштошуп чыгып кетти.</w:t>
+      </w:r>
+    </w:p>
+    <w:p>
+      <w:r>
+        <w:t>Жарым сааттай өткөндөн кийин директор мени чакырды:</w:t>
+      </w:r>
+    </w:p>
+    <w:p>
+      <w:r>
+        <w:t>— Мугалимдер бөлмөсүндө бир киши менен сүйлөшүпсүң. Ага эмне дедиң?</w:t>
+      </w:r>
+    </w:p>
+    <w:p>
+      <w:r>
+        <w:t>Тынчсыздана түштүм:</w:t>
+      </w:r>
+    </w:p>
+    <w:p>
+      <w:r>
+        <w:t>— Үстүмдөн арыздандыбы?</w:t>
+      </w:r>
+    </w:p>
+    <w:p>
+      <w:r>
+        <w:t>— Жок. Ал мектепти текшергени келген экен.</w:t>
+      </w:r>
+    </w:p>
+    <w:p>
+      <w:r>
+        <w:t>Жүрөгүм опкоолжуй түштү. Директор сөзүн улады:</w:t>
+      </w:r>
+    </w:p>
+    <w:p>
+      <w:r>
+        <w:t>— Бул жерде балдардын келечегин ойлогон жаш мугалим бар экен деди. Сага ыраазычылыгын билдирип коюумду суранды.</w:t>
+      </w:r>
+    </w:p>
+    <w:p>
+      <w:r>
+        <w:t>Жеңилдей дем алдым. Бирок санаам толук тараган жок. Бир нече жоопту оңдоо менен бул кыздардын келечегин коргоп кала албайт элем. Алардын окуусун улантуу укугу экзамендеги баага да, мугалимдин жашыруун жардамына да көз каранды болбошу керек эле.</w:t>
+      </w:r>
+    </w:p>
+    <w:p>
       <w:r>
         <w:rPr>
-          <w:rFonts w:ascii="Arial" w:eastAsia="Arial" w:hAnsi="Arial"/>
-          <w:color w:val="000000"/>
-          <w:sz w:val="22"/>
-          <w:lang w:val="ky-KG"/>
+          <w:b/>
+          <w:bCs/>
         </w:rPr>
-        <w:t>Университетти жаңы эле бүтүп, мектепте мугалим болуп иштей баштагам. Бир күнү мугалимдер бөлмөсүндө окуучулардын сынак барактарын карап отурдум. Кыз окуучулар жакшы баа алып жогорку класска өтүшү үчүн ката жоопторун өчүрүп, оңдоп жаттым.</w:t>
-      </w:r>
-    </w:p>
-    <w:p>
-      <w:pPr>
-        <w:keepNext w:val="0"/>
-        <w:keepLines w:val="0"/>
-        <w:pageBreakBefore w:val="0"/>
-        <w:widowControl/>
-        <w:spacing w:line="269" w:lineRule="auto" w:after="120" w:before="0"/>
-      </w:pPr>
+        <w:t>Сабак:</w:t>
+      </w:r>
+      <w:r>
+        <w:t xml:space="preserve"> Мугалимдин камкордугу баланын жашоосун өзгөртө алат. Бирок бир да кыз балалыгын жана билим алуу мүмкүнчүлүгүн сактап калуу үчүн мындай кокустукка муктаж болбошу керек. Эрте никеге кайдыгер карабай, кыздардын билим алышына жана келечегин өздөрү курушуна колдоо көрсөтүү — баарыбыздын жоопкерчилигибиз.</w:t>
+      </w:r>
+    </w:p>
+    <w:p>
       <w:r>
         <w:rPr>
-          <w:rFonts w:ascii="Arial" w:eastAsia="Arial" w:hAnsi="Arial"/>
-          <w:color w:val="000000"/>
-          <w:sz w:val="22"/>
-          <w:lang w:val="ky-KG"/>
+          <w:i/>
+          <w:iCs/>
         </w:rPr>
-        <w:t>Ошол учурда мугалимдер бөлмөсүнө бир киши кирип, кыздардын сынак барактарын эмне үчүн өзгөртүп жатканымды кызыга сурады. Мен: «Бул кыздар сынактан өтпөй калса, аталары мектептен чыгарып, он эки-он үч жашында күйөөгө беришет. Ал эми жогорку класска өтүшсө, никеге туруу курагы жок дегенде он беш-он алтыга жетет. Ошол убакыт ичинде эң жалкоо окуучу да сабактан сөзсүз бир нерсе үйрөнөт», — дедим.</w:t>
-      </w:r>
-    </w:p>
-    <w:p>
-      <w:pPr>
-        <w:keepNext w:val="0"/>
-        <w:keepLines w:val="0"/>
-        <w:pageBreakBefore w:val="0"/>
-        <w:widowControl/>
-        <w:spacing w:line="269" w:lineRule="auto" w:after="120" w:before="0"/>
-      </w:pPr>
-      <w:r>
-        <w:rPr>
-          <w:rFonts w:ascii="Arial" w:eastAsia="Arial" w:hAnsi="Arial"/>
-          <w:color w:val="000000"/>
-          <w:sz w:val="22"/>
-          <w:lang w:val="ky-KG"/>
-        </w:rPr>
-        <w:t>Жарым сааттай өткөндөн кийин директор мени чакырып, мугалимдер бөлмөсүндө эмне кылып жүргөнүмдү сурады. Сынак барактарын карап жатканымды айттым.</w:t>
-      </w:r>
-    </w:p>
-    <w:p>
-      <w:pPr>
-        <w:keepNext w:val="0"/>
-        <w:keepLines w:val="0"/>
-        <w:pageBreakBefore w:val="0"/>
-        <w:widowControl/>
-        <w:spacing w:line="269" w:lineRule="auto" w:after="120" w:before="0"/>
-      </w:pPr>
-      <w:r>
-        <w:rPr>
-          <w:rFonts w:ascii="Arial" w:eastAsia="Arial" w:hAnsi="Arial"/>
-          <w:color w:val="000000"/>
-          <w:sz w:val="22"/>
-          <w:lang w:val="ky-KG"/>
-        </w:rPr>
-        <w:t>— Мугалимдер бөлмөсүндө бир кишиге жолугупсуң. Ага эмне дедиң? — деп сурады.</w:t>
-      </w:r>
-    </w:p>
-    <w:p>
-      <w:pPr>
-        <w:keepNext w:val="0"/>
-        <w:keepLines w:val="0"/>
-        <w:pageBreakBefore w:val="0"/>
-        <w:widowControl/>
-        <w:spacing w:line="269" w:lineRule="auto" w:after="120" w:before="0"/>
-      </w:pPr>
-      <w:r>
-        <w:rPr>
-          <w:rFonts w:ascii="Arial" w:eastAsia="Arial" w:hAnsi="Arial"/>
-          <w:color w:val="000000"/>
-          <w:sz w:val="22"/>
-          <w:lang w:val="ky-KG"/>
-        </w:rPr>
-        <w:t>— Ал киши мени сизге арыздандыбы? — деп сурадым.</w:t>
-      </w:r>
-    </w:p>
-    <w:p>
-      <w:pPr>
-        <w:keepNext w:val="0"/>
-        <w:keepLines w:val="0"/>
-        <w:pageBreakBefore w:val="0"/>
-        <w:widowControl/>
-        <w:spacing w:line="269" w:lineRule="auto" w:after="120" w:before="0"/>
-      </w:pPr>
-      <w:r>
-        <w:rPr>
-          <w:rFonts w:ascii="Arial" w:eastAsia="Arial" w:hAnsi="Arial"/>
-          <w:color w:val="000000"/>
-          <w:sz w:val="22"/>
-          <w:lang w:val="ky-KG"/>
-        </w:rPr>
-        <w:t>— Такыр андай эмес! Ал мага мектепти текшерүүгө келгенин, бирок буга эч кандай муктаждык жок экенин айтты.</w:t>
-      </w:r>
-    </w:p>
-    <w:p>
-      <w:pPr>
-        <w:keepNext w:val="0"/>
-        <w:keepLines w:val="0"/>
-        <w:pageBreakBefore w:val="0"/>
-        <w:widowControl/>
-        <w:spacing w:line="269" w:lineRule="auto" w:after="120" w:before="0"/>
-      </w:pPr>
-      <w:r>
-        <w:rPr>
-          <w:rFonts w:ascii="Arial" w:eastAsia="Arial" w:hAnsi="Arial"/>
-          <w:color w:val="000000"/>
-          <w:sz w:val="22"/>
-          <w:lang w:val="ky-KG"/>
-        </w:rPr>
-        <w:t>— Эмнеге? — деп таң калдым.</w:t>
-      </w:r>
-    </w:p>
-    <w:p>
-      <w:pPr>
-        <w:keepNext/>
-        <w:keepLines w:val="0"/>
-        <w:pageBreakBefore w:val="0"/>
-        <w:widowControl/>
-        <w:spacing w:line="269" w:lineRule="auto" w:after="120" w:before="0"/>
-      </w:pPr>
-      <w:r>
-        <w:rPr>
-          <w:rFonts w:ascii="Arial" w:eastAsia="Arial" w:hAnsi="Arial"/>
-          <w:color w:val="000000"/>
-          <w:sz w:val="22"/>
-          <w:lang w:val="ky-KG"/>
-        </w:rPr>
-        <w:t>— Ал мындай деди: силерде акылман жаш мугалим бар экен, ага менин ыраазычылыгымды жеткириңиз.</w:t>
-      </w:r>
-    </w:p>
-    <w:p>
-      <w:pPr>
-        <w:pStyle w:val="Moral"/>
-        <w:keepNext/>
-        <w:keepLines/>
-        <w:pageBreakBefore w:val="0"/>
-        <w:widowControl/>
-        <w:spacing w:before="120" w:after="120" w:line="269" w:lineRule="auto"/>
-        <w:ind w:left="240" w:right="240"/>
-        <w:rPr>
-          <w:lang/>
-        </w:rPr>
-      </w:pPr>
-      <w:r>
-        <w:rPr>
-          <w:rFonts w:ascii="Arial" w:hAnsi="Arial"/>
-          <w:b/>
-          <w:color w:val="000000"/>
-          <w:sz w:val="22"/>
-          <w:lang w:val="ky-KG"/>
-        </w:rPr>
-        <w:t>Сабак: Мугалимдин кичинекей камкордугу бир кыздын тагдырын өзгөртүшү мүмкүн. Эрте нике балдарды билимден ажыратат; буга көз жуумбайлы.</w:t>
-      </w:r>
-      <w:r>
-        <w:rPr>
-          <w:rFonts w:ascii="Arial" w:hAnsi="Arial"/>
-          <w:color w:val="000000"/>
-          <w:sz w:val="22"/>
-          <w:lang w:val="ky-KG"/>
-        </w:rPr>
-      </w:r>
-    </w:p>
-    <w:p>
-      <w:pPr>
-        <w:keepNext w:val="0"/>
-        <w:keepLines w:val="0"/>
-        <w:pageBreakBefore w:val="0"/>
-        <w:widowControl/>
-        <w:spacing w:before="0" w:after="160" w:line="269" w:lineRule="auto"/>
-        <w:jc w:val="right"/>
-      </w:pPr>
-      <w:r>
-        <w:rPr>
-          <w:rFonts w:ascii="Arial" w:eastAsia="Arial" w:hAnsi="Arial" w:cs="Arial"/>
-          <w:i/>
-          <w:color w:val="000000"/>
-          <w:sz w:val="18"/>
-          <w:lang w:val="ky-KG"/>
-        </w:rPr>
-        <w:t>Аңгемелер ачык интернет булактарынан алынган, иллюстрациялар болсо ЖИ менен түзүлгөн.</w:t>
-      </w:r>
-    </w:p>
+        <w:t>Аңгемелер интернеттен чогултулуп, жасалма интеллекттин жардамы менен иштелип чыккан. Бардык сүрөттөр жасалма интеллект аркылуу түзүлгөн.</w:t>
+      </w:r>
+    </w:p>
+    <w:p/>
     <w:sectPr>
       <w:headerReference w:type="even" r:id="rId7"/>
       <w:headerReference w:type="default" r:id="rId8"/>
@@ -1050,7 +933,6 @@
     </w:pPr>
     <w:rPr>
       <w:rFonts w:asciiTheme="majorHAnsi" w:eastAsiaTheme="majorEastAsia" w:hAnsiTheme="majorHAnsi" w:cstheme="majorBidi"/>
-      <w:color w:val="000000"/>
       <w:sz w:val="40"/>
       <w:szCs w:val="40"/>
     </w:rPr>
@@ -1072,7 +954,6 @@
     </w:pPr>
     <w:rPr>
       <w:rFonts w:asciiTheme="majorHAnsi" w:eastAsiaTheme="majorEastAsia" w:hAnsiTheme="majorHAnsi" w:cstheme="majorBidi"/>
-      <w:color w:val="000000"/>
       <w:sz w:val="32"/>
       <w:szCs w:val="32"/>
     </w:rPr>
@@ -1095,7 +976,6 @@
     </w:pPr>
     <w:rPr>
       <w:rFonts w:eastAsiaTheme="majorEastAsia" w:cstheme="majorBidi"/>
-      <w:color w:val="000000"/>
       <w:sz w:val="28"/>
       <w:szCs w:val="28"/>
     </w:rPr>
@@ -1120,7 +1000,6 @@
       <w:rFonts w:eastAsiaTheme="majorEastAsia" w:cstheme="majorBidi"/>
       <w:i/>
       <w:iCs/>
-      <w:color w:val="000000"/>
     </w:rPr>
   </w:style>
   <w:style w:type="paragraph" w:styleId="Heading5">
@@ -1141,7 +1020,6 @@
     </w:pPr>
     <w:rPr>
       <w:rFonts w:eastAsiaTheme="majorEastAsia" w:cstheme="majorBidi"/>
-      <w:color w:val="000000"/>
     </w:rPr>
   </w:style>
   <w:style w:type="paragraph" w:styleId="Heading6">
@@ -1164,7 +1042,6 @@
       <w:rFonts w:eastAsiaTheme="majorEastAsia" w:cstheme="majorBidi"/>
       <w:i/>
       <w:iCs/>
-      <w:color w:val="000000"/>
     </w:rPr>
   </w:style>
   <w:style w:type="paragraph" w:styleId="Heading7">
@@ -1185,7 +1062,6 @@
     </w:pPr>
     <w:rPr>
       <w:rFonts w:eastAsiaTheme="majorEastAsia" w:cstheme="majorBidi"/>
-      <w:color w:val="000000"/>
     </w:rPr>
   </w:style>
   <w:style w:type="paragraph" w:styleId="Heading8">
@@ -1208,7 +1084,6 @@
       <w:rFonts w:eastAsiaTheme="majorEastAsia" w:cstheme="majorBidi"/>
       <w:i/>
       <w:iCs/>
-      <w:color w:val="000000"/>
     </w:rPr>
   </w:style>
   <w:style w:type="paragraph" w:styleId="Heading9">
@@ -1229,13 +1104,11 @@
     </w:pPr>
     <w:rPr>
       <w:rFonts w:eastAsiaTheme="majorEastAsia" w:cstheme="majorBidi"/>
-      <w:color w:val="000000"/>
     </w:rPr>
   </w:style>
   <w:style w:type="character" w:default="1" w:styleId="DefaultParagraphFont">
     <w:name w:val="Default Paragraph Font"/>
     <w:uiPriority w:val="1"/>
-    <w:semiHidden/>
     <w:unhideWhenUsed/>
   </w:style>
   <w:style w:type="table" w:default="1" w:styleId="TableNormal">
@@ -1391,7 +1264,6 @@
     </w:pPr>
     <w:rPr>
       <w:rFonts w:asciiTheme="majorHAnsi" w:eastAsiaTheme="majorEastAsia" w:hAnsiTheme="majorHAnsi" w:cstheme="majorBidi"/>
-      <w:color w:val="000000"/>
       <w:spacing w:val="-10"/>
       <w:kern w:val="28"/>
       <w:sz w:val="56"/>
@@ -1427,7 +1299,6 @@
     </w:pPr>
     <w:rPr>
       <w:rFonts w:eastAsiaTheme="majorEastAsia" w:cstheme="majorBidi"/>
-      <w:color w:val="000000"/>
       <w:spacing w:val="15"/>
       <w:sz w:val="28"/>
       <w:szCs w:val="28"/>
@@ -1462,7 +1333,6 @@
     <w:rPr>
       <w:i/>
       <w:iCs/>
-      <w:color w:val="000000"/>
     </w:rPr>
   </w:style>
   <w:style w:type="character" w:customStyle="1" w:styleId="QuoteChar">
@@ -1487,9 +1357,6 @@
       <w:ind w:left="720"/>
       <w:contextualSpacing/>
     </w:pPr>
-    <w:rPr>
-      <w:color w:val="000000"/>
-    </w:rPr>
   </w:style>
   <w:style w:type="character" w:styleId="IntenseEmphasis">
     <w:name w:val="Intense Emphasis"/>
@@ -1519,7 +1386,6 @@
     <w:rPr>
       <w:i/>
       <w:iCs/>
-      <w:color w:val="000000"/>
     </w:rPr>
   </w:style>
   <w:style w:type="character" w:customStyle="1" w:styleId="IntenseQuoteChar">
@@ -1559,9 +1425,6 @@
     <w:pPr>
       <w:spacing w:after="100"/>
     </w:pPr>
-    <w:rPr>
-      <w:color w:val="000000"/>
-    </w:rPr>
   </w:style>
   <w:style w:type="paragraph" w:customStyle="1" w:styleId="Moral">
     <w:name w:val="Moral"/>
@@ -1573,7 +1436,6 @@
     <w:rPr>
       <w:rFonts w:ascii="Arial" w:eastAsia="Arial" w:hAnsi="Arial"/>
       <w:i/>
-      <w:color w:val="000000"/>
       <w:kern w:val="0"/>
       <w:sz w:val="22"/>
       <w:szCs w:val="22"/>
@@ -1595,9 +1457,6 @@
       </w:tabs>
       <w:spacing w:after="0" w:line="240" w:lineRule="auto"/>
     </w:pPr>
-    <w:rPr>
-      <w:color w:val="000000"/>
-    </w:rPr>
   </w:style>
   <w:style w:type="character" w:customStyle="1" w:styleId="HeaderChar">
     <w:name w:val="Header Char"/>
@@ -1620,9 +1479,6 @@
       </w:tabs>
       <w:spacing w:after="0" w:line="240" w:lineRule="auto"/>
     </w:pPr>
-    <w:rPr>
-      <w:color w:val="000000"/>
-    </w:rPr>
   </w:style>
   <w:style w:type="character" w:customStyle="1" w:styleId="FooterChar">
     <w:name w:val="Footer Char"/>
@@ -1645,7 +1501,6 @@
     </w:pPr>
     <w:rPr>
       <w:rFonts w:eastAsiaTheme="minorEastAsia"/>
-      <w:color w:val="000000"/>
     </w:rPr>
   </w:style>
   <w:style w:type="paragraph" w:styleId="TOC3">
@@ -1662,7 +1517,6 @@
     </w:pPr>
     <w:rPr>
       <w:rFonts w:eastAsiaTheme="minorEastAsia"/>
-      <w:color w:val="000000"/>
     </w:rPr>
   </w:style>
   <w:style w:type="paragraph" w:styleId="TOC4">
@@ -1679,7 +1533,6 @@
     </w:pPr>
     <w:rPr>
       <w:rFonts w:eastAsiaTheme="minorEastAsia"/>
-      <w:color w:val="000000"/>
     </w:rPr>
   </w:style>
   <w:style w:type="paragraph" w:styleId="TOC5">
@@ -1696,7 +1549,6 @@
     </w:pPr>
     <w:rPr>
       <w:rFonts w:eastAsiaTheme="minorEastAsia"/>
-      <w:color w:val="000000"/>
     </w:rPr>
   </w:style>
   <w:style w:type="paragraph" w:styleId="TOC6">
@@ -1713,7 +1565,6 @@
     </w:pPr>
     <w:rPr>
       <w:rFonts w:eastAsiaTheme="minorEastAsia"/>
-      <w:color w:val="000000"/>
     </w:rPr>
   </w:style>
   <w:style w:type="paragraph" w:styleId="TOC7">
@@ -1730,7 +1581,6 @@
     </w:pPr>
     <w:rPr>
       <w:rFonts w:eastAsiaTheme="minorEastAsia"/>
-      <w:color w:val="000000"/>
     </w:rPr>
   </w:style>
   <w:style w:type="paragraph" w:styleId="TOC8">
@@ -1747,7 +1597,6 @@
     </w:pPr>
     <w:rPr>
       <w:rFonts w:eastAsiaTheme="minorEastAsia"/>
-      <w:color w:val="000000"/>
     </w:rPr>
   </w:style>
   <w:style w:type="paragraph" w:styleId="TOC9">
@@ -1764,7 +1613,6 @@
     </w:pPr>
     <w:rPr>
       <w:rFonts w:eastAsiaTheme="minorEastAsia"/>
-      <w:color w:val="000000"/>
     </w:rPr>
   </w:style>
   <w:style w:type="paragraph" w:styleId="TOCHeading">
@@ -1780,7 +1628,6 @@
       <w:outlineLvl w:val="9"/>
     </w:pPr>
     <w:rPr>
-      <w:color w:val="000000"/>
       <w:kern w:val="0"/>
       <w:sz w:val="32"/>
       <w:szCs w:val="32"/>
